--- a/task132/target/AM-PC-014_obsolete_spares_final_buy.docx
+++ b/task132/target/AM-PC-014_obsolete_spares_final_buy.docx
@@ -174,7 +174,7 @@
           <w:b w:val="0"/>
           <w:i w:val="0"/>
         </w:rPr>
-        <w:t>4.3 The failure rate for a band is the number of module failures recorded in the work-order history in the band, all of them, divided by the relay-years in service in the band. Relay-years are counted in relay-months: a relay counts for a month if it is in service on the first day of that month.</w:t>
+        <w:t>4.3 The failure rate for a band is the number of module failures in the work-order history in the band divided by the relay-years in service in the band. Relay-years are counted in relay-months: a relay counts for a month if it is in service on the first day of that month.</w:t>
       </w:r>
     </w:p>
     <w:p>

--- a/task132/target/AM-PC-014_obsolete_spares_final_buy.docx
+++ b/task132/target/AM-PC-014_obsolete_spares_final_buy.docx
@@ -260,7 +260,7 @@
         <w:spacing w:after="100"/>
       </w:pPr>
       <w:r>
-        <w:t>When a manufacturer withdraws a replaceable module of a protection relay we place one last-time buy, and failed modules are replaced from that buy for as long as the relays stay in service. This procedure sets how the buy is sized so that the relays can be kept running until the Protection Renewal Programme replaces them.</w:t>
+        <w:t>When a manufacturer withdraws a replaceable module of a protection relay we place one last-time buy, and failed modules are replaced from that buy for as long as the relays stay in service. This procedure sets how the buy is sized so that the relays can be kept running until the Protection Renewal Program replaces them.</w:t>
       </w:r>
     </w:p>
     <w:p>
@@ -289,29 +289,330 @@
         <w:t>3. Definitions</w:t>
       </w:r>
     </w:p>
-    <w:p>
-      <w:pPr>
-        <w:spacing w:after="100"/>
-      </w:pPr>
-      <w:r>
-        <w:t>Module age: the age of a module in completed years on the first day of a month, counted from the date it was fitted to the relay as recorded in the EAM rotating-item history.</w:t>
-      </w:r>
-    </w:p>
-    <w:p>
-      <w:pPr>
-        <w:spacing w:after="100"/>
-      </w:pPr>
-      <w:r>
-        <w:t>In service: a module counts as in service for a month if it is fitted to a relay in service on the first day of that month.</w:t>
-      </w:r>
-    </w:p>
-    <w:p>
-      <w:pPr>
-        <w:spacing w:after="100"/>
-      </w:pPr>
-      <w:r>
-        <w:t>Lot: the manufacturer's minimum order quantity stated in the end-of-life notice.</w:t>
-      </w:r>
+    <w:tbl>
+      <w:tblPr>
+        <w:tblStyle w:val="TableGrid"/>
+        <w:tblW w:w="0" w:type="auto"/>
+        <w:tblLayout w:type="fixed"/>
+        <w:tblLook w:val="04A0" w:firstRow="1" w:lastRow="0" w:firstColumn="1" w:lastColumn="0" w:noHBand="0" w:noVBand="1"/>
+      </w:tblPr>
+      <w:tblGrid>
+        <w:gridCol w:w="2041"/>
+        <w:gridCol w:w="7030"/>
+      </w:tblGrid>
+      <w:tr>
+        <w:tc>
+          <w:tcPr>
+            <w:tcW w:w="2041" w:type="dxa"/>
+          </w:tcPr>
+          <w:p>
+            <w:pPr>
+              <w:spacing w:after="0"/>
+            </w:pPr>
+            <w:r>
+              <w:rPr>
+                <w:b/>
+                <w:sz w:val="18"/>
+              </w:rPr>
+              <w:t>Term</w:t>
+            </w:r>
+          </w:p>
+        </w:tc>
+        <w:tc>
+          <w:tcPr>
+            <w:tcW w:w="7030" w:type="dxa"/>
+          </w:tcPr>
+          <w:p>
+            <w:pPr>
+              <w:spacing w:after="0"/>
+            </w:pPr>
+            <w:r>
+              <w:rPr>
+                <w:b/>
+                <w:sz w:val="18"/>
+              </w:rPr>
+              <w:t>Meaning in this procedure</w:t>
+            </w:r>
+          </w:p>
+        </w:tc>
+      </w:tr>
+      <w:tr>
+        <w:tc>
+          <w:tcPr>
+            <w:tcW w:w="2041" w:type="dxa"/>
+          </w:tcPr>
+          <w:p>
+            <w:pPr>
+              <w:spacing w:after="0"/>
+            </w:pPr>
+            <w:r>
+              <w:rPr>
+                <w:sz w:val="18"/>
+              </w:rPr>
+              <w:t>Fitted date</w:t>
+            </w:r>
+          </w:p>
+        </w:tc>
+        <w:tc>
+          <w:tcPr>
+            <w:tcW w:w="7030" w:type="dxa"/>
+          </w:tcPr>
+          <w:p>
+            <w:pPr>
+              <w:spacing w:after="0"/>
+            </w:pPr>
+            <w:r>
+              <w:rPr>
+                <w:sz w:val="18"/>
+              </w:rPr>
+              <w:t>The date the module was fitted to the relay, as recorded in the EAM rotating-item history.</w:t>
+            </w:r>
+          </w:p>
+        </w:tc>
+      </w:tr>
+      <w:tr>
+        <w:tc>
+          <w:tcPr>
+            <w:tcW w:w="2041" w:type="dxa"/>
+          </w:tcPr>
+          <w:p>
+            <w:pPr>
+              <w:spacing w:after="0"/>
+            </w:pPr>
+            <w:r>
+              <w:rPr>
+                <w:sz w:val="18"/>
+              </w:rPr>
+              <w:t>Module age</w:t>
+            </w:r>
+          </w:p>
+        </w:tc>
+        <w:tc>
+          <w:tcPr>
+            <w:tcW w:w="7030" w:type="dxa"/>
+          </w:tcPr>
+          <w:p>
+            <w:pPr>
+              <w:spacing w:after="0"/>
+            </w:pPr>
+            <w:r>
+              <w:rPr>
+                <w:sz w:val="18"/>
+              </w:rPr>
+              <w:t>Completed years from the fitted date to the first day of the month.</w:t>
+            </w:r>
+          </w:p>
+        </w:tc>
+      </w:tr>
+      <w:tr>
+        <w:tc>
+          <w:tcPr>
+            <w:tcW w:w="2041" w:type="dxa"/>
+          </w:tcPr>
+          <w:p>
+            <w:pPr>
+              <w:spacing w:after="0"/>
+            </w:pPr>
+            <w:r>
+              <w:rPr>
+                <w:sz w:val="18"/>
+              </w:rPr>
+              <w:t>In service</w:t>
+            </w:r>
+          </w:p>
+        </w:tc>
+        <w:tc>
+          <w:tcPr>
+            <w:tcW w:w="7030" w:type="dxa"/>
+          </w:tcPr>
+          <w:p>
+            <w:pPr>
+              <w:spacing w:after="0"/>
+            </w:pPr>
+            <w:r>
+              <w:rPr>
+                <w:sz w:val="18"/>
+              </w:rPr>
+              <w:t>A module is in service for a month if it is fitted to a relay that is in service on the first day of that month.</w:t>
+            </w:r>
+          </w:p>
+        </w:tc>
+      </w:tr>
+      <w:tr>
+        <w:tc>
+          <w:tcPr>
+            <w:tcW w:w="2041" w:type="dxa"/>
+          </w:tcPr>
+          <w:p>
+            <w:pPr>
+              <w:spacing w:after="0"/>
+            </w:pPr>
+            <w:r>
+              <w:rPr>
+                <w:sz w:val="18"/>
+              </w:rPr>
+              <w:t>Module-month</w:t>
+            </w:r>
+          </w:p>
+        </w:tc>
+        <w:tc>
+          <w:tcPr>
+            <w:tcW w:w="7030" w:type="dxa"/>
+          </w:tcPr>
+          <w:p>
+            <w:pPr>
+              <w:spacing w:after="0"/>
+            </w:pPr>
+            <w:r>
+              <w:rPr>
+                <w:sz w:val="18"/>
+              </w:rPr>
+              <w:t>One module in service for one month. Twelve module-months make a module-year.</w:t>
+            </w:r>
+          </w:p>
+        </w:tc>
+      </w:tr>
+      <w:tr>
+        <w:tc>
+          <w:tcPr>
+            <w:tcW w:w="2041" w:type="dxa"/>
+          </w:tcPr>
+          <w:p>
+            <w:pPr>
+              <w:spacing w:after="0"/>
+            </w:pPr>
+            <w:r>
+              <w:rPr>
+                <w:sz w:val="18"/>
+              </w:rPr>
+              <w:t>Failure rate</w:t>
+            </w:r>
+          </w:p>
+        </w:tc>
+        <w:tc>
+          <w:tcPr>
+            <w:tcW w:w="7030" w:type="dxa"/>
+          </w:tcPr>
+          <w:p>
+            <w:pPr>
+              <w:spacing w:after="0"/>
+            </w:pPr>
+            <w:r>
+              <w:rPr>
+                <w:sz w:val="18"/>
+              </w:rPr>
+              <w:t>Module failures per module-year in an age band (5.3).</w:t>
+            </w:r>
+          </w:p>
+        </w:tc>
+      </w:tr>
+      <w:tr>
+        <w:tc>
+          <w:tcPr>
+            <w:tcW w:w="2041" w:type="dxa"/>
+          </w:tcPr>
+          <w:p>
+            <w:pPr>
+              <w:spacing w:after="0"/>
+            </w:pPr>
+            <w:r>
+              <w:rPr>
+                <w:sz w:val="18"/>
+              </w:rPr>
+              <w:t>Monthly failure rate</w:t>
+            </w:r>
+          </w:p>
+        </w:tc>
+        <w:tc>
+          <w:tcPr>
+            <w:tcW w:w="7030" w:type="dxa"/>
+          </w:tcPr>
+          <w:p>
+            <w:pPr>
+              <w:spacing w:after="0"/>
+            </w:pPr>
+            <w:r>
+              <w:rPr>
+                <w:sz w:val="18"/>
+              </w:rPr>
+              <w:t>The failure rate of the band divided by twelve.</w:t>
+            </w:r>
+          </w:p>
+        </w:tc>
+      </w:tr>
+      <w:tr>
+        <w:tc>
+          <w:tcPr>
+            <w:tcW w:w="2041" w:type="dxa"/>
+          </w:tcPr>
+          <w:p>
+            <w:pPr>
+              <w:spacing w:after="0"/>
+            </w:pPr>
+            <w:r>
+              <w:rPr>
+                <w:sz w:val="18"/>
+              </w:rPr>
+              <w:t>Lot</w:t>
+            </w:r>
+          </w:p>
+        </w:tc>
+        <w:tc>
+          <w:tcPr>
+            <w:tcW w:w="7030" w:type="dxa"/>
+          </w:tcPr>
+          <w:p>
+            <w:pPr>
+              <w:spacing w:after="0"/>
+            </w:pPr>
+            <w:r>
+              <w:rPr>
+                <w:sz w:val="18"/>
+              </w:rPr>
+              <w:t>The manufacturer's minimum order quantity stated in the end-of-life notice.</w:t>
+            </w:r>
+          </w:p>
+        </w:tc>
+      </w:tr>
+      <w:tr>
+        <w:tc>
+          <w:tcPr>
+            <w:tcW w:w="2041" w:type="dxa"/>
+          </w:tcPr>
+          <w:p>
+            <w:pPr>
+              <w:spacing w:after="0"/>
+            </w:pPr>
+            <w:r>
+              <w:rPr>
+                <w:sz w:val="18"/>
+              </w:rPr>
+              <w:t>Stock count date</w:t>
+            </w:r>
+          </w:p>
+        </w:tc>
+        <w:tc>
+          <w:tcPr>
+            <w:tcW w:w="7030" w:type="dxa"/>
+          </w:tcPr>
+          <w:p>
+            <w:pPr>
+              <w:spacing w:after="0"/>
+            </w:pPr>
+            <w:r>
+              <w:rPr>
+                <w:sz w:val="18"/>
+              </w:rPr>
+              <w:t>The date of the stores count used for the sizing (9.3).</w:t>
+            </w:r>
+          </w:p>
+        </w:tc>
+      </w:tr>
+    </w:tbl>
+    <w:p>
+      <w:pPr>
+        <w:spacing w:after="40"/>
+      </w:pPr>
     </w:p>
     <w:p>
       <w:pPr>
@@ -327,7 +628,7 @@
         <w:spacing w:after="100"/>
       </w:pPr>
       <w:r>
-        <w:t>4.1 A relay is supported from the stock count date until the scheme that replaces it is commissioned. Use the approved Protection Renewal Programme current at the stock count date. Where a scheme is built in stages, the relay's bay decides which stage replaces it. A relay is counted for every month up to, but not including, the commissioning month of the scheme or stage that replaces its bay.</w:t>
+        <w:t>4.1 A relay is supported from the stock count date until the scheme that replaces it is commissioned, as set in the approved Protection Renewal Program current at the stock count date. Where a scheme is built in stages, the stage that lists the relay's bay is the one that replaces it. A relay is counted for every month up to, but not including, the commissioning month of that scheme or stage.</w:t>
       </w:r>
     </w:p>
     <w:p>
@@ -335,7 +636,7 @@
         <w:spacing w:after="100"/>
       </w:pPr>
       <w:r>
-        <w:t>4.2 A relay at a substation with no scheme in the programme period is supported to the end of the programme period (December 2035 in the 2026 programme).</w:t>
+        <w:t>4.2 A relay at a substation with no scheme in the program period is supported to the end of the program period (December 2035 in the 2026 program).</w:t>
       </w:r>
     </w:p>
     <w:p>
@@ -360,7 +661,7 @@
         <w:spacing w:after="100"/>
       </w:pPr>
       <w:r>
-        <w:t>5.2 Failure rates are set by module age band: 0 to 9, 10 to 14, 15 to 19, 20 to 24, and 25 years and over. A failure takes the age of the failed module on the first day of the month in which the work order was reported.</w:t>
+        <w:t>5.2 Rates are set for module age bands of 0 to 9, 10 to 14, 15 to 19, 20 to 24, and 25 years and over. Each failure is counted in the band of the failed module's age on the first day of the month in which its work order was reported.</w:t>
       </w:r>
     </w:p>
     <w:p>
@@ -385,7 +686,7 @@
         <w:spacing w:after="100"/>
       </w:pPr>
       <w:r>
-        <w:t>6.1 A module in service for a month is expected to fail its band rate divided by twelve times in that month.</w:t>
+        <w:t>6.1 Each month a module is in service it is expected to fail at the monthly failure rate of its band.</w:t>
       </w:r>
     </w:p>
     <w:p>
@@ -443,7 +744,7 @@
         <w:spacing w:after="100"/>
       </w:pPr>
       <w:r>
-        <w:t>8.3 The sizing goes to the Director, Asset Management for signature with the lot count, the cover it gives, the expected failures by year and the cost.</w:t>
+        <w:t>8.3 The signed sizing goes to Purchasing with the requisition. Purchasing places the order under SC-PR-07 and files the manufacturer's acknowledgement with the sizing (10).</w:t>
       </w:r>
     </w:p>
     <w:p>
@@ -534,7 +835,7 @@
         <w:spacing w:after="20"/>
       </w:pPr>
       <w:r>
-        <w:t>Protection Renewal Programme, approved version</w:t>
+        <w:t>Protection Renewal Program, approved version</w:t>
       </w:r>
     </w:p>
     <w:p>
@@ -1106,7 +1407,7 @@
               <w:rPr>
                 <w:sz w:val="18"/>
               </w:rPr>
-              <w:t>Rates by module age from the EAM rotating-item history; support by bay for the staged schemes of the approved 2026 programme; roles, records and approval added.</w:t>
+              <w:t>Rates by module age from the EAM rotating-item history; support by bay for the staged schemes of the approved 2026 program; definitions, roles, records and approval added.</w:t>
             </w:r>
           </w:p>
         </w:tc>

--- a/task132/target/AM-PC-014_obsolete_spares_final_buy.docx
+++ b/task132/target/AM-PC-014_obsolete_spares_final_buy.docx
@@ -167,7 +167,7 @@
               <w:rPr>
                 <w:sz w:val="18"/>
               </w:rPr>
-              <w:t>14 April 2026</w:t>
+              <w:t>18 November 2025</w:t>
             </w:r>
           </w:p>
         </w:tc>
@@ -235,7 +235,7 @@
               <w:rPr>
                 <w:sz w:val="18"/>
               </w:rPr>
-              <w:t>April 2028</w:t>
+              <w:t>November 2027</w:t>
             </w:r>
           </w:p>
         </w:tc>
@@ -365,7 +365,7 @@
               <w:rPr>
                 <w:sz w:val="18"/>
               </w:rPr>
-              <w:t>The date the module was fitted to the relay, as recorded in the EAM rotating-item history.</w:t>
+              <w:t>The date the module was fitted to the relay, as held in the EAM rotating-item history.</w:t>
             </w:r>
           </w:p>
         </w:tc>
@@ -399,7 +399,7 @@
               <w:rPr>
                 <w:sz w:val="18"/>
               </w:rPr>
-              <w:t>Completed years from the fitted date to the first day of the month.</w:t>
+              <w:t>The age of a module in completed years on the first day of a month, counted from its fitted date.</w:t>
             </w:r>
           </w:p>
         </w:tc>
@@ -433,7 +433,7 @@
               <w:rPr>
                 <w:sz w:val="18"/>
               </w:rPr>
-              <w:t>A module is in service for a month if it is fitted to a relay that is in service on the first day of that month.</w:t>
+              <w:t>A module counts as in service for a month when, on the first day of that month, it is fitted to a relay that is in service.</w:t>
             </w:r>
           </w:p>
         </w:tc>
@@ -467,7 +467,7 @@
               <w:rPr>
                 <w:sz w:val="18"/>
               </w:rPr>
-              <w:t>One module in service for one month. Twelve module-months make a module-year.</w:t>
+              <w:t>One module in service for one month. Twelve module-months are one module-year.</w:t>
             </w:r>
           </w:p>
         </w:tc>
@@ -501,7 +501,7 @@
               <w:rPr>
                 <w:sz w:val="18"/>
               </w:rPr>
-              <w:t>Module failures per module-year in an age band (5.3).</w:t>
+              <w:t>Module failures per module-year for an age band, set under 5.3.</w:t>
             </w:r>
           </w:p>
         </w:tc>
@@ -535,7 +535,7 @@
               <w:rPr>
                 <w:sz w:val="18"/>
               </w:rPr>
-              <w:t>The failure rate of the band divided by twelve.</w:t>
+              <w:t>One twelfth of the failure rate for the band.</w:t>
             </w:r>
           </w:p>
         </w:tc>
@@ -569,7 +569,7 @@
               <w:rPr>
                 <w:sz w:val="18"/>
               </w:rPr>
-              <w:t>The manufacturer's minimum order quantity stated in the end-of-life notice.</w:t>
+              <w:t>The manufacturer's minimum order quantity, as stated in its end-of-life notice.</w:t>
             </w:r>
           </w:p>
         </w:tc>
@@ -603,7 +603,7 @@
               <w:rPr>
                 <w:sz w:val="18"/>
               </w:rPr>
-              <w:t>The date of the stores count used for the sizing (9.3).</w:t>
+              <w:t>The date of the stores count the sizing uses (9.3).</w:t>
             </w:r>
           </w:p>
         </w:tc>
@@ -636,7 +636,7 @@
         <w:spacing w:after="100"/>
       </w:pPr>
       <w:r>
-        <w:t>4.2 A relay at a substation with no scheme in the program period is supported to the end of the program period (December 2035 in the 2026 program).</w:t>
+        <w:t>4.2 A relay at a substation with no scheme in the program period is supported to the end of the program period, and is counted for every month up to and including the last month of the period.</w:t>
       </w:r>
     </w:p>
     <w:p>
@@ -669,7 +669,7 @@
         <w:spacing w:after="100"/>
       </w:pPr>
       <w:r>
-        <w:t>5.3 The failure rate for a band is the number of module failures in the work-order history in the band divided by the module-years in service in the band, counted in module-months.</w:t>
+        <w:t>5.3 The failure rate for a band is the module failures in the band divided by the module-years in service in the band. Failures and module-years are both counted over the period the work-order history covers, and module-years are counted in module-months.</w:t>
       </w:r>
     </w:p>
     <w:p>
@@ -993,7 +993,7 @@
               <w:rPr>
                 <w:sz w:val="18"/>
               </w:rPr>
-              <w:t>7 April 2026</w:t>
+              <w:t>4 November 2025</w:t>
             </w:r>
           </w:p>
         </w:tc>
@@ -1060,7 +1060,7 @@
               <w:rPr>
                 <w:sz w:val="18"/>
               </w:rPr>
-              <w:t>9 April 2026</w:t>
+              <w:t>10 November 2025</w:t>
             </w:r>
           </w:p>
         </w:tc>
@@ -1127,7 +1127,7 @@
               <w:rPr>
                 <w:sz w:val="18"/>
               </w:rPr>
-              <w:t>14 April 2026</w:t>
+              <w:t>18 November 2025</w:t>
             </w:r>
           </w:p>
         </w:tc>
@@ -1257,7 +1257,7 @@
               <w:rPr>
                 <w:sz w:val="18"/>
               </w:rPr>
-              <w:t>First issue (VPS-120 display module buy).</w:t>
+              <w:t>First issue, for the VPS-120 display module final buy.</w:t>
             </w:r>
           </w:p>
         </w:tc>
@@ -1307,7 +1307,7 @@
               <w:rPr>
                 <w:sz w:val="18"/>
               </w:rPr>
-              <w:t>EAM work orders become the failure source after the January 2021 go-live.</w:t>
+              <w:t>Failure source moved to EAM corrective work orders after the January 2021 go-live (5.1); roles updated for the Asset Management reorganization (9).</w:t>
             </w:r>
           </w:p>
         </w:tc>
@@ -1357,7 +1357,7 @@
               <w:rPr>
                 <w:sz w:val="18"/>
               </w:rPr>
-              <w:t>Poisson cover test replaces the 20 per cent contingency.</w:t>
+              <w:t>Poisson cover test at 95 per cent replaces the 20 per cent contingency (8.1, 8.2); SC-PR-07 added (8.3, 11).</w:t>
             </w:r>
           </w:p>
         </w:tc>
@@ -1391,7 +1391,7 @@
               <w:rPr>
                 <w:sz w:val="18"/>
               </w:rPr>
-              <w:t>Apr 2026</w:t>
+              <w:t>Nov 2025</w:t>
             </w:r>
           </w:p>
         </w:tc>
@@ -1407,7 +1407,7 @@
               <w:rPr>
                 <w:sz w:val="18"/>
               </w:rPr>
-              <w:t>Rates by module age from the EAM rotating-item history; support by bay for the staged schemes of the approved 2026 program; definitions, roles, records and approval added.</w:t>
+              <w:t>Revised for internal audit report IA-25-09, findings 3 and 5: failure rates by module age from the EAM rotating-item history (3, 5.2, 5.3); support by bay for schemes built in stages (4.1, 4.2); definitions set out in a table (3).</w:t>
             </w:r>
           </w:p>
         </w:tc>
@@ -1458,7 +1458,7 @@
       <w:rPr>
         <w:sz w:val="16"/>
       </w:rPr>
-      <w:t>2</w:t>
+      <w:t>3</w:t>
     </w:r>
     <w:r>
       <w:rPr>
@@ -1494,7 +1494,7 @@
       <w:rPr>
         <w:sz w:val="16"/>
       </w:rPr>
-      <w:t>2</w:t>
+      <w:t>3</w:t>
     </w:r>
     <w:r>
       <w:rPr>
